--- a/01_Python_Essentials/L06-containers/ASSIGNMENT-sets-list-tuple-students-course.docx
+++ b/01_Python_Essentials/L06-containers/ASSIGNMENT-sets-list-tuple-students-course.docx
@@ -2,533 +2,1925 @@
 <file path=word/document.xml><?xml version="1.0" encoding="utf-8"?>
 <w:document xmlns:wpc="http://schemas.microsoft.com/office/word/2010/wordprocessingCanvas" xmlns:cx="http://schemas.microsoft.com/office/drawing/2014/chartex" xmlns:cx1="http://schemas.microsoft.com/office/drawing/2015/9/8/chartex" xmlns:cx2="http://schemas.microsoft.com/office/drawing/2015/10/21/chartex" xmlns:cx3="http://schemas.microsoft.com/office/drawing/2016/5/9/chartex" xmlns:cx4="http://schemas.microsoft.com/office/drawing/2016/5/10/chartex" xmlns:cx5="http://schemas.microsoft.com/office/drawing/2016/5/11/chartex" xmlns:cx6="http://schemas.microsoft.com/office/drawing/2016/5/12/chartex" xmlns:cx7="http://schemas.microsoft.com/office/drawing/2016/5/13/chartex" xmlns:cx8="http://schemas.microsoft.com/office/drawing/2016/5/14/chartex" xmlns:mc="http://schemas.openxmlformats.org/markup-compatibility/2006" xmlns:aink="http://schemas.microsoft.com/office/drawing/2016/ink" xmlns:am3d="http://schemas.microsoft.com/office/drawing/2017/model3d" xmlns:o="urn:schemas-microsoft-com:office:office" xmlns:oel="http://schemas.microsoft.com/office/2019/extlst" xmlns:r="http://schemas.openxmlformats.org/officeDocument/2006/relationships" xmlns:m="http://schemas.openxmlformats.org/officeDocument/2006/math" xmlns:v="urn:schemas-microsoft-com:vml" xmlns:wp14="http://schemas.microsoft.com/office/word/2010/wordprocessingDrawing" xmlns:wp="http://schemas.openxmlformats.org/drawingml/2006/wordprocessingDrawing" xmlns:w10="urn:schemas-microsoft-com:office:word" xmlns:w="http://schemas.openxmlformats.org/wordprocessingml/2006/main" xmlns:w14="http://schemas.microsoft.com/office/word/2010/wordml" xmlns:w15="http://schemas.microsoft.com/office/word/2012/wordml" xmlns:w16cex="http://schemas.microsoft.com/office/word/2018/wordml/cex" xmlns:w16cid="http://schemas.microsoft.com/office/word/2016/wordml/cid" xmlns:w16="http://schemas.microsoft.com/office/word/2018/wordml" xmlns:w16du="http://schemas.microsoft.com/office/word/2023/wordml/word16du" xmlns:w16sdtdh="http://schemas.microsoft.com/office/word/2020/wordml/sdtdatahash" xmlns:w16sdtfl="http://schemas.microsoft.com/office/word/2024/wordml/sdtformatlock" xmlns:w16se="http://schemas.microsoft.com/office/word/2015/wordml/symex" xmlns:wpg="http://schemas.microsoft.com/office/word/2010/wordprocessingGroup" xmlns:wpi="http://schemas.microsoft.com/office/word/2010/wordprocessingInk" xmlns:wne="http://schemas.microsoft.com/office/word/2006/wordml" xmlns:wps="http://schemas.microsoft.com/office/word/2010/wordprocessingShape" mc:Ignorable="w14 w15 w16se w16cid w16 w16cex w16sdtdh w16sdtfl w16du wp14">
   <w:body>
-    <w:p/>
-    <w:p>
+    <w:p>
+      <w:pPr>
+        <w:rPr>
+          <w:sz w:val="36"/>
+          <w:szCs w:val="36"/>
+        </w:rPr>
+      </w:pPr>
+    </w:p>
+    <w:p>
+      <w:pPr>
+        <w:jc w:val="center"/>
+        <w:rPr>
+          <w:sz w:val="36"/>
+          <w:szCs w:val="36"/>
+        </w:rPr>
+      </w:pPr>
       <w:r>
         <w:rPr>
           <w:b/>
           <w:bCs/>
-        </w:rPr>
-        <w:t># Assignment: Online Course Enrollment Cleaner</w:t>
-      </w:r>
-    </w:p>
-    <w:p/>
-    <w:p>
-      <w:r>
+          <w:sz w:val="36"/>
+          <w:szCs w:val="36"/>
+        </w:rPr>
+        <w:t>Assignment: Online Course Enrollment Cleaner</w:t>
+      </w:r>
+    </w:p>
+    <w:p>
+      <w:pPr>
+        <w:rPr>
+          <w:sz w:val="36"/>
+          <w:szCs w:val="36"/>
+        </w:rPr>
+      </w:pPr>
+    </w:p>
+    <w:p>
+      <w:pPr>
+        <w:rPr>
+          <w:sz w:val="36"/>
+          <w:szCs w:val="36"/>
+        </w:rPr>
+      </w:pPr>
+      <w:r>
+        <w:rPr>
+          <w:sz w:val="36"/>
+          <w:szCs w:val="36"/>
+        </w:rPr>
         <w:t xml:space="preserve">You are building a </w:t>
       </w:r>
       <w:r>
         <w:rPr>
           <w:b/>
           <w:bCs/>
-        </w:rPr>
-        <w:t xml:space="preserve">**backend utility for an online learning platform (like </w:t>
-      </w:r>
-      <w:proofErr w:type="gramStart"/>
+          <w:sz w:val="36"/>
+          <w:szCs w:val="36"/>
+        </w:rPr>
+        <w:t>backend utility for an online learning platform (like Udemy)</w:t>
+      </w:r>
+      <w:r>
+        <w:rPr>
+          <w:sz w:val="36"/>
+          <w:szCs w:val="36"/>
+        </w:rPr>
+        <w:t>.</w:t>
+      </w:r>
+    </w:p>
+    <w:p>
+      <w:pPr>
+        <w:rPr>
+          <w:sz w:val="36"/>
+          <w:szCs w:val="36"/>
+        </w:rPr>
+      </w:pPr>
+    </w:p>
+    <w:p>
+      <w:pPr>
+        <w:rPr>
+          <w:sz w:val="36"/>
+          <w:szCs w:val="36"/>
+        </w:rPr>
+      </w:pPr>
+      <w:r>
+        <w:rPr>
+          <w:sz w:val="36"/>
+          <w:szCs w:val="36"/>
+        </w:rPr>
+        <w:t>Students sometimes:</w:t>
+      </w:r>
+    </w:p>
+    <w:p>
+      <w:pPr>
+        <w:rPr>
+          <w:sz w:val="36"/>
+          <w:szCs w:val="36"/>
+        </w:rPr>
+      </w:pPr>
+    </w:p>
+    <w:p>
+      <w:pPr>
+        <w:pStyle w:val="ListParagraph"/>
+        <w:numPr>
+          <w:ilvl w:val="0"/>
+          <w:numId w:val="1"/>
+        </w:numPr>
+        <w:rPr>
+          <w:sz w:val="36"/>
+          <w:szCs w:val="36"/>
+        </w:rPr>
+      </w:pPr>
+      <w:r>
+        <w:rPr>
+          <w:sz w:val="36"/>
+          <w:szCs w:val="36"/>
+        </w:rPr>
+        <w:t>Enroll multiple times in the same course</w:t>
+      </w:r>
+    </w:p>
+    <w:p>
+      <w:pPr>
+        <w:pStyle w:val="ListParagraph"/>
+        <w:numPr>
+          <w:ilvl w:val="0"/>
+          <w:numId w:val="1"/>
+        </w:numPr>
+        <w:rPr>
+          <w:sz w:val="36"/>
+          <w:szCs w:val="36"/>
+        </w:rPr>
+      </w:pPr>
+      <w:r>
+        <w:rPr>
+          <w:sz w:val="36"/>
+          <w:szCs w:val="36"/>
+        </w:rPr>
+        <w:t xml:space="preserve">Enroll in </w:t>
+      </w:r>
       <w:r>
         <w:rPr>
           <w:b/>
           <w:bCs/>
-        </w:rPr>
-        <w:t>Udemy)*</w:t>
-      </w:r>
-      <w:proofErr w:type="gramEnd"/>
+          <w:sz w:val="36"/>
+          <w:szCs w:val="36"/>
+        </w:rPr>
+        <w:t>deprecated courses</w:t>
+      </w:r>
+    </w:p>
+    <w:p>
+      <w:pPr>
+        <w:pStyle w:val="ListParagraph"/>
+        <w:numPr>
+          <w:ilvl w:val="0"/>
+          <w:numId w:val="1"/>
+        </w:numPr>
+        <w:rPr>
+          <w:sz w:val="36"/>
+          <w:szCs w:val="36"/>
+        </w:rPr>
+      </w:pPr>
+      <w:r>
+        <w:rPr>
+          <w:sz w:val="36"/>
+          <w:szCs w:val="36"/>
+        </w:rPr>
+        <w:t xml:space="preserve">Enroll in </w:t>
+      </w:r>
       <w:r>
         <w:rPr>
           <w:b/>
           <w:bCs/>
-        </w:rPr>
-        <w:t>*</w:t>
-      </w:r>
-      <w:r>
-        <w:t>.</w:t>
-      </w:r>
-    </w:p>
-    <w:p/>
-    <w:p>
-      <w:r>
-        <w:t>Students sometimes:</w:t>
-      </w:r>
-    </w:p>
-    <w:p/>
-    <w:p>
-      <w:r>
-        <w:t>* Enroll multiple times in the same course</w:t>
-      </w:r>
-    </w:p>
-    <w:p>
-      <w:r>
-        <w:t xml:space="preserve">* Enroll in </w:t>
+          <w:sz w:val="36"/>
+          <w:szCs w:val="36"/>
+        </w:rPr>
+        <w:t>premium courses without access</w:t>
+      </w:r>
+    </w:p>
+    <w:p>
+      <w:pPr>
+        <w:rPr>
+          <w:sz w:val="36"/>
+          <w:szCs w:val="36"/>
+        </w:rPr>
+      </w:pPr>
+    </w:p>
+    <w:p>
+      <w:pPr>
+        <w:rPr>
+          <w:sz w:val="36"/>
+          <w:szCs w:val="36"/>
+        </w:rPr>
+      </w:pPr>
+      <w:r>
+        <w:rPr>
+          <w:sz w:val="36"/>
+          <w:szCs w:val="36"/>
+        </w:rPr>
+        <w:t xml:space="preserve">Your task is to </w:t>
       </w:r>
       <w:r>
         <w:rPr>
           <w:b/>
           <w:bCs/>
-        </w:rPr>
-        <w:t>**deprecated courses**</w:t>
-      </w:r>
-    </w:p>
-    <w:p>
-      <w:r>
-        <w:t xml:space="preserve">* Enroll in </w:t>
-      </w:r>
+          <w:sz w:val="36"/>
+          <w:szCs w:val="36"/>
+        </w:rPr>
+        <w:t>clean and validate enrollments</w:t>
+      </w:r>
+      <w:r>
+        <w:rPr>
+          <w:sz w:val="36"/>
+          <w:szCs w:val="36"/>
+        </w:rPr>
+        <w:t xml:space="preserve"> using Python container data structures.</w:t>
+      </w:r>
+    </w:p>
+    <w:p>
+      <w:pPr>
+        <w:rPr>
+          <w:sz w:val="36"/>
+          <w:szCs w:val="36"/>
+        </w:rPr>
+      </w:pPr>
+    </w:p>
+    <w:p>
+      <w:pPr>
+        <w:rPr>
+          <w:sz w:val="36"/>
+          <w:szCs w:val="36"/>
+        </w:rPr>
+      </w:pPr>
+      <w:r>
+        <w:rPr>
+          <w:sz w:val="36"/>
+          <w:szCs w:val="36"/>
+        </w:rPr>
+        <w:t>---</w:t>
+      </w:r>
+    </w:p>
+    <w:p>
+      <w:pPr>
+        <w:rPr>
+          <w:sz w:val="36"/>
+          <w:szCs w:val="36"/>
+        </w:rPr>
+      </w:pPr>
+    </w:p>
+    <w:p>
+      <w:pPr>
+        <w:rPr>
+          <w:sz w:val="36"/>
+          <w:szCs w:val="36"/>
+        </w:rPr>
+      </w:pPr>
       <w:r>
         <w:rPr>
           <w:b/>
           <w:bCs/>
-        </w:rPr>
-        <w:t>**premium courses without access**</w:t>
-      </w:r>
-    </w:p>
-    <w:p/>
-    <w:p>
-      <w:r>
-        <w:t xml:space="preserve">Your task is to </w:t>
-      </w:r>
-      <w:r>
+          <w:sz w:val="36"/>
+          <w:szCs w:val="36"/>
+        </w:rPr>
+        <w:t>Given Data</w:t>
+      </w:r>
+    </w:p>
+    <w:p>
+      <w:pPr>
+        <w:rPr>
+          <w:sz w:val="36"/>
+          <w:szCs w:val="36"/>
+        </w:rPr>
+      </w:pPr>
+      <w:r>
+        <w:rPr>
+          <w:sz w:val="36"/>
+          <w:szCs w:val="36"/>
+        </w:rPr>
+        <w:t># All courses available on the platform</w:t>
+      </w:r>
+    </w:p>
+    <w:p>
+      <w:pPr>
+        <w:rPr>
+          <w:sz w:val="36"/>
+          <w:szCs w:val="36"/>
+        </w:rPr>
+      </w:pPr>
+      <w:proofErr w:type="spellStart"/>
+      <w:r>
+        <w:rPr>
+          <w:sz w:val="36"/>
+          <w:szCs w:val="36"/>
+        </w:rPr>
+        <w:t>all_courses</w:t>
+      </w:r>
+      <w:proofErr w:type="spellEnd"/>
+      <w:r>
+        <w:rPr>
+          <w:sz w:val="36"/>
+          <w:szCs w:val="36"/>
+        </w:rPr>
+        <w:t xml:space="preserve"> = {</w:t>
+      </w:r>
+    </w:p>
+    <w:p>
+      <w:pPr>
+        <w:rPr>
+          <w:sz w:val="36"/>
+          <w:szCs w:val="36"/>
+        </w:rPr>
+      </w:pPr>
+      <w:r>
+        <w:rPr>
+          <w:sz w:val="36"/>
+          <w:szCs w:val="36"/>
+        </w:rPr>
+        <w:lastRenderedPageBreak/>
+        <w:t>    "Python Basics",</w:t>
+      </w:r>
+    </w:p>
+    <w:p>
+      <w:pPr>
+        <w:rPr>
+          <w:sz w:val="36"/>
+          <w:szCs w:val="36"/>
+        </w:rPr>
+      </w:pPr>
+      <w:r>
+        <w:rPr>
+          <w:sz w:val="36"/>
+          <w:szCs w:val="36"/>
+        </w:rPr>
+        <w:t>    "Data Science",</w:t>
+      </w:r>
+    </w:p>
+    <w:p>
+      <w:pPr>
+        <w:rPr>
+          <w:sz w:val="36"/>
+          <w:szCs w:val="36"/>
+        </w:rPr>
+      </w:pPr>
+      <w:r>
+        <w:rPr>
+          <w:sz w:val="36"/>
+          <w:szCs w:val="36"/>
+        </w:rPr>
+        <w:t>    "Machine Learning",</w:t>
+      </w:r>
+    </w:p>
+    <w:p>
+      <w:pPr>
+        <w:rPr>
+          <w:sz w:val="36"/>
+          <w:szCs w:val="36"/>
+        </w:rPr>
+      </w:pPr>
+      <w:r>
+        <w:rPr>
+          <w:sz w:val="36"/>
+          <w:szCs w:val="36"/>
+        </w:rPr>
+        <w:t>    "Deep Learning",</w:t>
+      </w:r>
+    </w:p>
+    <w:p>
+      <w:pPr>
+        <w:rPr>
+          <w:sz w:val="36"/>
+          <w:szCs w:val="36"/>
+        </w:rPr>
+      </w:pPr>
+      <w:r>
+        <w:rPr>
+          <w:sz w:val="36"/>
+          <w:szCs w:val="36"/>
+        </w:rPr>
+        <w:t>    "SQL Fundamentals",</w:t>
+      </w:r>
+    </w:p>
+    <w:p>
+      <w:pPr>
+        <w:rPr>
+          <w:sz w:val="36"/>
+          <w:szCs w:val="36"/>
+        </w:rPr>
+      </w:pPr>
+      <w:r>
+        <w:rPr>
+          <w:sz w:val="36"/>
+          <w:szCs w:val="36"/>
+        </w:rPr>
+        <w:t>    "Docker for Python",</w:t>
+      </w:r>
+    </w:p>
+    <w:p>
+      <w:pPr>
+        <w:rPr>
+          <w:sz w:val="36"/>
+          <w:szCs w:val="36"/>
+        </w:rPr>
+      </w:pPr>
+      <w:r>
+        <w:rPr>
+          <w:sz w:val="36"/>
+          <w:szCs w:val="36"/>
+        </w:rPr>
+        <w:t>    "Cloud Computing"</w:t>
+      </w:r>
+    </w:p>
+    <w:p>
+      <w:pPr>
+        <w:rPr>
+          <w:sz w:val="36"/>
+          <w:szCs w:val="36"/>
+        </w:rPr>
+      </w:pPr>
+      <w:r>
+        <w:rPr>
+          <w:sz w:val="36"/>
+          <w:szCs w:val="36"/>
+        </w:rPr>
+        <w:t>}</w:t>
+      </w:r>
+    </w:p>
+    <w:p>
+      <w:pPr>
+        <w:rPr>
+          <w:sz w:val="36"/>
+          <w:szCs w:val="36"/>
+        </w:rPr>
+      </w:pPr>
+    </w:p>
+    <w:p>
+      <w:pPr>
         <w:rPr>
           <w:b/>
           <w:bCs/>
-        </w:rPr>
-        <w:t>**clean and validate enrollments**</w:t>
-      </w:r>
-      <w:r>
-        <w:t xml:space="preserve"> using Python container data structures.</w:t>
-      </w:r>
-    </w:p>
-    <w:p/>
-    <w:p>
-      <w:r>
-        <w:t>---</w:t>
-      </w:r>
-    </w:p>
-    <w:p/>
-    <w:p>
+          <w:sz w:val="36"/>
+          <w:szCs w:val="36"/>
+        </w:rPr>
+      </w:pPr>
       <w:r>
         <w:rPr>
           <w:b/>
           <w:bCs/>
-        </w:rPr>
-        <w:t>## Given Data</w:t>
-      </w:r>
-    </w:p>
-    <w:p>
-      <w:r>
-        <w:t># All courses available on the platform</w:t>
-      </w:r>
-    </w:p>
-    <w:p>
+          <w:sz w:val="36"/>
+          <w:szCs w:val="36"/>
+        </w:rPr>
+        <w:t>Courses that are no longer available</w:t>
+      </w:r>
+    </w:p>
+    <w:p>
+      <w:pPr>
+        <w:rPr>
+          <w:sz w:val="36"/>
+          <w:szCs w:val="36"/>
+        </w:rPr>
+      </w:pPr>
       <w:proofErr w:type="spellStart"/>
       <w:r>
-        <w:t>all_courses</w:t>
+        <w:rPr>
+          <w:sz w:val="36"/>
+          <w:szCs w:val="36"/>
+        </w:rPr>
+        <w:t>deprecated_courses</w:t>
       </w:r>
       <w:proofErr w:type="spellEnd"/>
       <w:r>
+        <w:rPr>
+          <w:sz w:val="36"/>
+          <w:szCs w:val="36"/>
+        </w:rPr>
         <w:t xml:space="preserve"> = {</w:t>
       </w:r>
     </w:p>
     <w:p>
-      <w:r>
-        <w:t>    "Python Basics",</w:t>
-      </w:r>
-    </w:p>
-    <w:p>
-      <w:r>
-        <w:t>    "Data Science",</w:t>
-      </w:r>
-    </w:p>
-    <w:p>
-      <w:r>
-        <w:t>    "Machine Learning",</w:t>
-      </w:r>
-    </w:p>
-    <w:p>
-      <w:r>
-        <w:t>    "Deep Learning",</w:t>
-      </w:r>
-    </w:p>
-    <w:p>
-      <w:r>
-        <w:t>    "SQL Fundamentals",</w:t>
-      </w:r>
-    </w:p>
-    <w:p>
-      <w:r>
-        <w:t>    "Docker for Python",</w:t>
-      </w:r>
-    </w:p>
-    <w:p>
-      <w:r>
-        <w:t>    "Cloud Computing"</w:t>
-      </w:r>
-    </w:p>
-    <w:p>
-      <w:r>
+      <w:pPr>
+        <w:rPr>
+          <w:sz w:val="36"/>
+          <w:szCs w:val="36"/>
+        </w:rPr>
+      </w:pPr>
+      <w:r>
+        <w:rPr>
+          <w:sz w:val="36"/>
+          <w:szCs w:val="36"/>
+        </w:rPr>
+        <w:t>    "Cloud Computing",</w:t>
+      </w:r>
+    </w:p>
+    <w:p>
+      <w:pPr>
+        <w:rPr>
+          <w:sz w:val="36"/>
+          <w:szCs w:val="36"/>
+        </w:rPr>
+      </w:pPr>
+      <w:r>
+        <w:rPr>
+          <w:sz w:val="36"/>
+          <w:szCs w:val="36"/>
+        </w:rPr>
+        <w:t>    "SQL Fundamentals"</w:t>
+      </w:r>
+    </w:p>
+    <w:p>
+      <w:pPr>
+        <w:rPr>
+          <w:sz w:val="36"/>
+          <w:szCs w:val="36"/>
+        </w:rPr>
+      </w:pPr>
+      <w:r>
+        <w:rPr>
+          <w:sz w:val="36"/>
+          <w:szCs w:val="36"/>
+        </w:rPr>
         <w:t>}</w:t>
       </w:r>
     </w:p>
-    <w:p/>
-    <w:p>
-      <w:r>
-        <w:t># Courses that are no longer available</w:t>
-      </w:r>
-    </w:p>
-    <w:p>
-      <w:proofErr w:type="spellStart"/>
-      <w:r>
-        <w:t>deprecated_courses</w:t>
-      </w:r>
-      <w:proofErr w:type="spellEnd"/>
-      <w:r>
-        <w:t xml:space="preserve"> = {</w:t>
-      </w:r>
-    </w:p>
-    <w:p>
-      <w:r>
-        <w:t>    "Cloud Computing",</w:t>
-      </w:r>
-    </w:p>
-    <w:p>
-      <w:r>
-        <w:t>    "SQL Fundamentals"</w:t>
-      </w:r>
-    </w:p>
-    <w:p>
-      <w:r>
-        <w:t>}</w:t>
-      </w:r>
-    </w:p>
-    <w:p/>
-    <w:p>
-      <w:r>
-        <w:t># Premium-only courses</w:t>
-      </w:r>
-    </w:p>
-    <w:p>
-      <w:proofErr w:type="spellStart"/>
-      <w:r>
-        <w:t>premium_courses</w:t>
-      </w:r>
-      <w:proofErr w:type="spellEnd"/>
-      <w:r>
-        <w:t xml:space="preserve"> = {</w:t>
-      </w:r>
-    </w:p>
-    <w:p>
-      <w:r>
-        <w:t>    "Machine Learning",</w:t>
-      </w:r>
-    </w:p>
-    <w:p>
-      <w:r>
-        <w:t>    "Deep Learning"</w:t>
-      </w:r>
-    </w:p>
-    <w:p>
-      <w:r>
-        <w:t>}</w:t>
-      </w:r>
-    </w:p>
-    <w:p/>
-    <w:p>
-      <w:r>
-        <w:t># Student enrollment list (may contain duplicates)</w:t>
-      </w:r>
-    </w:p>
-    <w:p>
-      <w:proofErr w:type="spellStart"/>
-      <w:r>
-        <w:t>student_enrollments</w:t>
-      </w:r>
-      <w:proofErr w:type="spellEnd"/>
-      <w:r>
-        <w:t xml:space="preserve"> = [</w:t>
-      </w:r>
-    </w:p>
-    <w:p>
-      <w:r>
-        <w:t>    "Python Basics",</w:t>
-      </w:r>
-    </w:p>
-    <w:p>
-      <w:r>
-        <w:t>    "Data Science",</w:t>
-      </w:r>
-    </w:p>
-    <w:p>
-      <w:r>
-        <w:t>    "Machine Learning",</w:t>
-      </w:r>
-    </w:p>
-    <w:p>
-      <w:r>
-        <w:t>    "Machine Learning",</w:t>
-      </w:r>
-    </w:p>
-    <w:p>
-      <w:r>
-        <w:t>    "Cloud Computing",</w:t>
-      </w:r>
-    </w:p>
-    <w:p>
-      <w:r>
-        <w:t>    "Docker for Python",</w:t>
-      </w:r>
-    </w:p>
-    <w:p>
-      <w:r>
-        <w:t>    "SQL Fundamentals"</w:t>
-      </w:r>
-    </w:p>
-    <w:p>
-      <w:r>
-        <w:t>]</w:t>
-      </w:r>
-    </w:p>
-    <w:p/>
-    <w:p>
-      <w:r>
-        <w:t># Student subscription type</w:t>
-      </w:r>
-    </w:p>
-    <w:p>
-      <w:proofErr w:type="spellStart"/>
-      <w:r>
-        <w:t>subscription_type</w:t>
-      </w:r>
-      <w:proofErr w:type="spellEnd"/>
-      <w:r>
-        <w:t xml:space="preserve"> = "free"   # change to "premium" to test</w:t>
-      </w:r>
-    </w:p>
-    <w:p>
-      <w:r>
-        <w:lastRenderedPageBreak/>
-        <w:t>```</w:t>
-      </w:r>
-    </w:p>
-    <w:p/>
-    <w:p>
-      <w:r>
-        <w:t>---</w:t>
-      </w:r>
-    </w:p>
-    <w:p/>
-    <w:p>
-      <w:r>
+    <w:p>
+      <w:pPr>
+        <w:rPr>
+          <w:sz w:val="36"/>
+          <w:szCs w:val="36"/>
+        </w:rPr>
+      </w:pPr>
+    </w:p>
+    <w:p>
+      <w:pPr>
         <w:rPr>
           <w:b/>
           <w:bCs/>
-        </w:rPr>
-        <w:t>## Tasks to Complete</w:t>
-      </w:r>
-    </w:p>
-    <w:p/>
-    <w:p>
+          <w:sz w:val="36"/>
+          <w:szCs w:val="36"/>
+        </w:rPr>
+      </w:pPr>
       <w:r>
         <w:rPr>
           <w:b/>
           <w:bCs/>
-        </w:rPr>
-        <w:t>### **Task 1: Remove Duplicate Enrollments**</w:t>
-      </w:r>
-    </w:p>
-    <w:p/>
-    <w:p>
-      <w:r>
-        <w:t xml:space="preserve">* Use a </w:t>
-      </w:r>
-      <w:r>
+          <w:sz w:val="36"/>
+          <w:szCs w:val="36"/>
+        </w:rPr>
+        <w:t>Premium-only courses</w:t>
+      </w:r>
+    </w:p>
+    <w:p>
+      <w:pPr>
+        <w:rPr>
+          <w:sz w:val="36"/>
+          <w:szCs w:val="36"/>
+        </w:rPr>
+      </w:pPr>
+      <w:proofErr w:type="spellStart"/>
+      <w:r>
+        <w:rPr>
+          <w:sz w:val="36"/>
+          <w:szCs w:val="36"/>
+        </w:rPr>
+        <w:t>premium_courses</w:t>
+      </w:r>
+      <w:proofErr w:type="spellEnd"/>
+      <w:r>
+        <w:rPr>
+          <w:sz w:val="36"/>
+          <w:szCs w:val="36"/>
+        </w:rPr>
+        <w:t xml:space="preserve"> = {</w:t>
+      </w:r>
+    </w:p>
+    <w:p>
+      <w:pPr>
+        <w:rPr>
+          <w:sz w:val="36"/>
+          <w:szCs w:val="36"/>
+        </w:rPr>
+      </w:pPr>
+      <w:r>
+        <w:rPr>
+          <w:sz w:val="36"/>
+          <w:szCs w:val="36"/>
+        </w:rPr>
+        <w:t>    "Machine Learning",</w:t>
+      </w:r>
+    </w:p>
+    <w:p>
+      <w:pPr>
+        <w:rPr>
+          <w:sz w:val="36"/>
+          <w:szCs w:val="36"/>
+        </w:rPr>
+      </w:pPr>
+      <w:r>
+        <w:rPr>
+          <w:sz w:val="36"/>
+          <w:szCs w:val="36"/>
+        </w:rPr>
+        <w:t>    "Deep Learning"</w:t>
+      </w:r>
+    </w:p>
+    <w:p>
+      <w:pPr>
+        <w:rPr>
+          <w:sz w:val="36"/>
+          <w:szCs w:val="36"/>
+        </w:rPr>
+      </w:pPr>
+      <w:r>
+        <w:rPr>
+          <w:sz w:val="36"/>
+          <w:szCs w:val="36"/>
+        </w:rPr>
+        <w:lastRenderedPageBreak/>
+        <w:t>}</w:t>
+      </w:r>
+    </w:p>
+    <w:p>
+      <w:pPr>
+        <w:rPr>
+          <w:sz w:val="36"/>
+          <w:szCs w:val="36"/>
+        </w:rPr>
+      </w:pPr>
+    </w:p>
+    <w:p>
+      <w:pPr>
         <w:rPr>
           <w:b/>
           <w:bCs/>
-        </w:rPr>
-        <w:t>**set**</w:t>
-      </w:r>
-      <w:r>
-        <w:t xml:space="preserve"> to remove duplicate courses.</w:t>
-      </w:r>
-    </w:p>
-    <w:p>
-      <w:r>
-        <w:t>* * Store the cleaned result in a new variable.</w:t>
-      </w:r>
-    </w:p>
-    <w:p/>
-    <w:p>
-      <w:r>
-        <w:t>---</w:t>
-      </w:r>
-    </w:p>
-    <w:p/>
-    <w:p>
+          <w:sz w:val="36"/>
+          <w:szCs w:val="36"/>
+        </w:rPr>
+      </w:pPr>
       <w:r>
         <w:rPr>
           <w:b/>
           <w:bCs/>
-        </w:rPr>
-        <w:t>### **Task 2: Remove Deprecated Courses**</w:t>
-      </w:r>
-    </w:p>
-    <w:p/>
-    <w:p>
-      <w:r>
-        <w:t>* Loop through the cleaned enrollments.</w:t>
-      </w:r>
-    </w:p>
-    <w:p>
-      <w:r>
-        <w:t>* If a course is in `</w:t>
-      </w:r>
+          <w:sz w:val="36"/>
+          <w:szCs w:val="36"/>
+        </w:rPr>
+        <w:t>Student enrollment list (may contain duplicates)</w:t>
+      </w:r>
+    </w:p>
+    <w:p>
+      <w:pPr>
+        <w:rPr>
+          <w:sz w:val="36"/>
+          <w:szCs w:val="36"/>
+        </w:rPr>
+      </w:pPr>
       <w:proofErr w:type="spellStart"/>
       <w:r>
-        <w:t>deprecated_courses</w:t>
+        <w:rPr>
+          <w:sz w:val="36"/>
+          <w:szCs w:val="36"/>
+        </w:rPr>
+        <w:t>student_enrollments</w:t>
       </w:r>
       <w:proofErr w:type="spellEnd"/>
       <w:r>
-        <w:t>`, exclude it.</w:t>
-      </w:r>
-    </w:p>
-    <w:p/>
-    <w:p>
-      <w:r>
-        <w:t>---</w:t>
-      </w:r>
-    </w:p>
-    <w:p/>
-    <w:p>
-      <w:r>
+        <w:rPr>
+          <w:sz w:val="36"/>
+          <w:szCs w:val="36"/>
+        </w:rPr>
+        <w:t xml:space="preserve"> = [</w:t>
+      </w:r>
+    </w:p>
+    <w:p>
+      <w:pPr>
+        <w:rPr>
+          <w:sz w:val="36"/>
+          <w:szCs w:val="36"/>
+        </w:rPr>
+      </w:pPr>
+      <w:r>
+        <w:rPr>
+          <w:sz w:val="36"/>
+          <w:szCs w:val="36"/>
+        </w:rPr>
+        <w:t>    "Python Basics",</w:t>
+      </w:r>
+    </w:p>
+    <w:p>
+      <w:pPr>
+        <w:rPr>
+          <w:sz w:val="36"/>
+          <w:szCs w:val="36"/>
+        </w:rPr>
+      </w:pPr>
+      <w:r>
+        <w:rPr>
+          <w:sz w:val="36"/>
+          <w:szCs w:val="36"/>
+        </w:rPr>
+        <w:t>    "Data Science",</w:t>
+      </w:r>
+    </w:p>
+    <w:p>
+      <w:pPr>
+        <w:rPr>
+          <w:sz w:val="36"/>
+          <w:szCs w:val="36"/>
+        </w:rPr>
+      </w:pPr>
+      <w:r>
+        <w:rPr>
+          <w:sz w:val="36"/>
+          <w:szCs w:val="36"/>
+        </w:rPr>
+        <w:t>    "Machine Learning",</w:t>
+      </w:r>
+    </w:p>
+    <w:p>
+      <w:pPr>
+        <w:rPr>
+          <w:sz w:val="36"/>
+          <w:szCs w:val="36"/>
+        </w:rPr>
+      </w:pPr>
+      <w:r>
+        <w:rPr>
+          <w:sz w:val="36"/>
+          <w:szCs w:val="36"/>
+        </w:rPr>
+        <w:t>    "Machine Learning",</w:t>
+      </w:r>
+    </w:p>
+    <w:p>
+      <w:pPr>
+        <w:rPr>
+          <w:sz w:val="36"/>
+          <w:szCs w:val="36"/>
+        </w:rPr>
+      </w:pPr>
+      <w:r>
+        <w:rPr>
+          <w:sz w:val="36"/>
+          <w:szCs w:val="36"/>
+        </w:rPr>
+        <w:t>    "Cloud Computing",</w:t>
+      </w:r>
+    </w:p>
+    <w:p>
+      <w:pPr>
+        <w:rPr>
+          <w:sz w:val="36"/>
+          <w:szCs w:val="36"/>
+        </w:rPr>
+      </w:pPr>
+      <w:r>
+        <w:rPr>
+          <w:sz w:val="36"/>
+          <w:szCs w:val="36"/>
+        </w:rPr>
+        <w:t>    "Docker for Python",</w:t>
+      </w:r>
+    </w:p>
+    <w:p>
+      <w:pPr>
+        <w:rPr>
+          <w:sz w:val="36"/>
+          <w:szCs w:val="36"/>
+        </w:rPr>
+      </w:pPr>
+      <w:r>
+        <w:rPr>
+          <w:sz w:val="36"/>
+          <w:szCs w:val="36"/>
+        </w:rPr>
+        <w:t>    "SQL Fundamentals"</w:t>
+      </w:r>
+    </w:p>
+    <w:p>
+      <w:pPr>
+        <w:rPr>
+          <w:sz w:val="36"/>
+          <w:szCs w:val="36"/>
+        </w:rPr>
+      </w:pPr>
+      <w:r>
+        <w:rPr>
+          <w:sz w:val="36"/>
+          <w:szCs w:val="36"/>
+        </w:rPr>
+        <w:t>]</w:t>
+      </w:r>
+    </w:p>
+    <w:p>
+      <w:pPr>
+        <w:rPr>
+          <w:sz w:val="36"/>
+          <w:szCs w:val="36"/>
+        </w:rPr>
+      </w:pPr>
+    </w:p>
+    <w:p>
+      <w:pPr>
         <w:rPr>
           <w:b/>
           <w:bCs/>
-        </w:rPr>
-        <w:t>### **Task 3: Validate Subscription Access**</w:t>
-      </w:r>
-    </w:p>
-    <w:p/>
-    <w:p>
-      <w:r>
-        <w:t xml:space="preserve">* If the student is on a </w:t>
-      </w:r>
+          <w:sz w:val="36"/>
+          <w:szCs w:val="36"/>
+        </w:rPr>
+      </w:pPr>
       <w:r>
         <w:rPr>
           <w:b/>
           <w:bCs/>
-        </w:rPr>
-        <w:t>**free plan**</w:t>
-      </w:r>
-      <w:r>
-        <w:t>, remove all premium courses.</w:t>
-      </w:r>
-    </w:p>
-    <w:p>
-      <w:r>
-        <w:t xml:space="preserve">* If the student is on a </w:t>
-      </w:r>
+          <w:sz w:val="36"/>
+          <w:szCs w:val="36"/>
+        </w:rPr>
+        <w:t>Student subscription type</w:t>
+      </w:r>
+    </w:p>
+    <w:p>
+      <w:pPr>
+        <w:rPr>
+          <w:sz w:val="36"/>
+          <w:szCs w:val="36"/>
+        </w:rPr>
+      </w:pPr>
+      <w:proofErr w:type="spellStart"/>
+      <w:r>
+        <w:rPr>
+          <w:sz w:val="36"/>
+          <w:szCs w:val="36"/>
+        </w:rPr>
+        <w:t>subscription_type</w:t>
+      </w:r>
+      <w:proofErr w:type="spellEnd"/>
+      <w:r>
+        <w:rPr>
+          <w:sz w:val="36"/>
+          <w:szCs w:val="36"/>
+        </w:rPr>
+        <w:t xml:space="preserve"> = "free"   # change to "premium" to test</w:t>
+      </w:r>
+    </w:p>
+    <w:p>
+      <w:pPr>
+        <w:rPr>
+          <w:sz w:val="36"/>
+          <w:szCs w:val="36"/>
+        </w:rPr>
+      </w:pPr>
+    </w:p>
+    <w:p>
+      <w:pPr>
+        <w:jc w:val="center"/>
+        <w:rPr>
+          <w:sz w:val="40"/>
+          <w:szCs w:val="40"/>
+        </w:rPr>
+      </w:pPr>
       <w:r>
         <w:rPr>
           <w:b/>
           <w:bCs/>
-        </w:rPr>
-        <w:t>**premium plan**</w:t>
-      </w:r>
-      <w:r>
-        <w:t>, allow all valid courses.</w:t>
-      </w:r>
-    </w:p>
-    <w:p/>
-    <w:p>
-      <w:r>
-        <w:t>---</w:t>
-      </w:r>
-    </w:p>
-    <w:p/>
-    <w:p>
+          <w:sz w:val="40"/>
+          <w:szCs w:val="40"/>
+        </w:rPr>
+        <w:t>Tasks to Complete</w:t>
+      </w:r>
+    </w:p>
+    <w:p>
+      <w:pPr>
+        <w:rPr>
+          <w:sz w:val="36"/>
+          <w:szCs w:val="36"/>
+        </w:rPr>
+      </w:pPr>
+    </w:p>
+    <w:p>
+      <w:pPr>
+        <w:rPr>
+          <w:sz w:val="36"/>
+          <w:szCs w:val="36"/>
+        </w:rPr>
+      </w:pPr>
       <w:r>
         <w:rPr>
           <w:b/>
           <w:bCs/>
-        </w:rPr>
-        <w:t>### **Task 4: Final Output**</w:t>
-      </w:r>
-    </w:p>
-    <w:p/>
-    <w:p>
-      <w:r>
-        <w:t>Print:</w:t>
-      </w:r>
-    </w:p>
-    <w:p/>
-    <w:p>
-      <w:r>
-        <w:t>1. Final enrolled courses</w:t>
-      </w:r>
-    </w:p>
-    <w:p>
-      <w:r>
-        <w:t>2. Total number of courses</w:t>
-      </w:r>
-    </w:p>
-    <w:p>
-      <w:r>
-        <w:t xml:space="preserve">3. Courses the student was </w:t>
+          <w:sz w:val="36"/>
+          <w:szCs w:val="36"/>
+        </w:rPr>
+        <w:t>Task 1: Remove Duplicate Enrollments</w:t>
+      </w:r>
+    </w:p>
+    <w:p>
+      <w:pPr>
+        <w:rPr>
+          <w:sz w:val="36"/>
+          <w:szCs w:val="36"/>
+        </w:rPr>
+      </w:pPr>
+    </w:p>
+    <w:p>
+      <w:pPr>
+        <w:pStyle w:val="ListParagraph"/>
+        <w:numPr>
+          <w:ilvl w:val="0"/>
+          <w:numId w:val="2"/>
+        </w:numPr>
+        <w:rPr>
+          <w:sz w:val="36"/>
+          <w:szCs w:val="36"/>
+        </w:rPr>
+      </w:pPr>
+      <w:r>
+        <w:rPr>
+          <w:sz w:val="36"/>
+          <w:szCs w:val="36"/>
+        </w:rPr>
+        <w:t xml:space="preserve">Use a </w:t>
       </w:r>
       <w:r>
         <w:rPr>
           <w:b/>
           <w:bCs/>
-        </w:rPr>
-        <w:t>**denied access to**</w:t>
-      </w:r>
-    </w:p>
-    <w:p/>
-    <w:p>
-      <w:r>
+          <w:sz w:val="36"/>
+          <w:szCs w:val="36"/>
+        </w:rPr>
+        <w:t>set</w:t>
+      </w:r>
+      <w:r>
+        <w:rPr>
+          <w:sz w:val="36"/>
+          <w:szCs w:val="36"/>
+        </w:rPr>
+        <w:t xml:space="preserve"> to remove duplicate courses.</w:t>
+      </w:r>
+    </w:p>
+    <w:p>
+      <w:pPr>
+        <w:pStyle w:val="ListParagraph"/>
+        <w:numPr>
+          <w:ilvl w:val="0"/>
+          <w:numId w:val="2"/>
+        </w:numPr>
+        <w:rPr>
+          <w:sz w:val="36"/>
+          <w:szCs w:val="36"/>
+        </w:rPr>
+      </w:pPr>
+      <w:r>
+        <w:rPr>
+          <w:sz w:val="36"/>
+          <w:szCs w:val="36"/>
+        </w:rPr>
+        <w:t>Store the cleaned result in a new variable.</w:t>
+      </w:r>
+    </w:p>
+    <w:p>
+      <w:pPr>
+        <w:rPr>
+          <w:sz w:val="36"/>
+          <w:szCs w:val="36"/>
+        </w:rPr>
+      </w:pPr>
+    </w:p>
+    <w:p>
+      <w:pPr>
+        <w:rPr>
+          <w:sz w:val="36"/>
+          <w:szCs w:val="36"/>
+        </w:rPr>
+      </w:pPr>
+      <w:r>
+        <w:rPr>
+          <w:sz w:val="36"/>
+          <w:szCs w:val="36"/>
+        </w:rPr>
         <w:t>---</w:t>
       </w:r>
     </w:p>
-    <w:p/>
-    <w:p>
+    <w:p>
+      <w:pPr>
+        <w:rPr>
+          <w:sz w:val="36"/>
+          <w:szCs w:val="36"/>
+        </w:rPr>
+      </w:pPr>
+    </w:p>
+    <w:p>
+      <w:pPr>
+        <w:rPr>
+          <w:sz w:val="36"/>
+          <w:szCs w:val="36"/>
+        </w:rPr>
+      </w:pPr>
       <w:r>
         <w:rPr>
           <w:b/>
           <w:bCs/>
-        </w:rPr>
-        <w:t>## Optional Challenge (Bonus Task)</w:t>
-      </w:r>
-    </w:p>
-    <w:p/>
-    <w:p>
-      <w:r>
-        <w:t xml:space="preserve">&gt; Convert the final enrolled courses into a </w:t>
-      </w:r>
+          <w:sz w:val="36"/>
+          <w:szCs w:val="36"/>
+        </w:rPr>
+        <w:t>Task 2: Remove Deprecated Courses</w:t>
+      </w:r>
+    </w:p>
+    <w:p>
+      <w:pPr>
+        <w:rPr>
+          <w:sz w:val="36"/>
+          <w:szCs w:val="36"/>
+        </w:rPr>
+      </w:pPr>
+    </w:p>
+    <w:p>
+      <w:pPr>
+        <w:pStyle w:val="ListParagraph"/>
+        <w:numPr>
+          <w:ilvl w:val="0"/>
+          <w:numId w:val="3"/>
+        </w:numPr>
+        <w:rPr>
+          <w:sz w:val="36"/>
+          <w:szCs w:val="36"/>
+        </w:rPr>
+      </w:pPr>
+      <w:r>
+        <w:rPr>
+          <w:sz w:val="36"/>
+          <w:szCs w:val="36"/>
+        </w:rPr>
+        <w:t>Loop through the cleaned enrollments.</w:t>
+      </w:r>
+    </w:p>
+    <w:p>
+      <w:pPr>
+        <w:pStyle w:val="ListParagraph"/>
+        <w:numPr>
+          <w:ilvl w:val="0"/>
+          <w:numId w:val="3"/>
+        </w:numPr>
+        <w:rPr>
+          <w:sz w:val="36"/>
+          <w:szCs w:val="36"/>
+        </w:rPr>
+      </w:pPr>
+      <w:r>
+        <w:rPr>
+          <w:sz w:val="36"/>
+          <w:szCs w:val="36"/>
+        </w:rPr>
+        <w:t>If a course is in `</w:t>
+      </w:r>
+      <w:proofErr w:type="spellStart"/>
+      <w:r>
+        <w:rPr>
+          <w:sz w:val="36"/>
+          <w:szCs w:val="36"/>
+        </w:rPr>
+        <w:t>deprecated_courses</w:t>
+      </w:r>
+      <w:proofErr w:type="spellEnd"/>
+      <w:r>
+        <w:rPr>
+          <w:sz w:val="36"/>
+          <w:szCs w:val="36"/>
+        </w:rPr>
+        <w:t>`, exclude it.</w:t>
+      </w:r>
+    </w:p>
+    <w:p>
+      <w:pPr>
+        <w:rPr>
+          <w:sz w:val="36"/>
+          <w:szCs w:val="36"/>
+        </w:rPr>
+      </w:pPr>
+    </w:p>
+    <w:p>
+      <w:pPr>
+        <w:rPr>
+          <w:sz w:val="36"/>
+          <w:szCs w:val="36"/>
+        </w:rPr>
+      </w:pPr>
+      <w:r>
+        <w:rPr>
+          <w:sz w:val="36"/>
+          <w:szCs w:val="36"/>
+        </w:rPr>
+        <w:t>---</w:t>
+      </w:r>
+    </w:p>
+    <w:p>
+      <w:pPr>
+        <w:rPr>
+          <w:sz w:val="36"/>
+          <w:szCs w:val="36"/>
+        </w:rPr>
+      </w:pPr>
+    </w:p>
+    <w:p>
+      <w:pPr>
+        <w:rPr>
+          <w:sz w:val="36"/>
+          <w:szCs w:val="36"/>
+        </w:rPr>
+      </w:pPr>
       <w:r>
         <w:rPr>
           <w:b/>
           <w:bCs/>
-        </w:rPr>
-        <w:t>**sorted tuple**</w:t>
-      </w:r>
-      <w:r>
+          <w:sz w:val="36"/>
+          <w:szCs w:val="36"/>
+        </w:rPr>
+        <w:t>Task 3: Validate Subscription Access</w:t>
+      </w:r>
+    </w:p>
+    <w:p>
+      <w:pPr>
+        <w:rPr>
+          <w:sz w:val="36"/>
+          <w:szCs w:val="36"/>
+        </w:rPr>
+      </w:pPr>
+    </w:p>
+    <w:p>
+      <w:pPr>
+        <w:pStyle w:val="ListParagraph"/>
+        <w:numPr>
+          <w:ilvl w:val="0"/>
+          <w:numId w:val="4"/>
+        </w:numPr>
+        <w:rPr>
+          <w:sz w:val="36"/>
+          <w:szCs w:val="36"/>
+        </w:rPr>
+      </w:pPr>
+      <w:r>
+        <w:rPr>
+          <w:sz w:val="36"/>
+          <w:szCs w:val="36"/>
+        </w:rPr>
+        <w:t xml:space="preserve">If the student is on a </w:t>
+      </w:r>
+      <w:r>
+        <w:rPr>
+          <w:b/>
+          <w:bCs/>
+          <w:sz w:val="36"/>
+          <w:szCs w:val="36"/>
+        </w:rPr>
+        <w:t>**free plan**</w:t>
+      </w:r>
+      <w:r>
+        <w:rPr>
+          <w:sz w:val="36"/>
+          <w:szCs w:val="36"/>
+        </w:rPr>
+        <w:t>, remove all premium courses.</w:t>
+      </w:r>
+    </w:p>
+    <w:p>
+      <w:pPr>
+        <w:pStyle w:val="ListParagraph"/>
+        <w:numPr>
+          <w:ilvl w:val="0"/>
+          <w:numId w:val="4"/>
+        </w:numPr>
+        <w:rPr>
+          <w:sz w:val="36"/>
+          <w:szCs w:val="36"/>
+        </w:rPr>
+      </w:pPr>
+      <w:r>
+        <w:rPr>
+          <w:sz w:val="36"/>
+          <w:szCs w:val="36"/>
+        </w:rPr>
+        <w:t xml:space="preserve">If the student is on a </w:t>
+      </w:r>
+      <w:r>
+        <w:rPr>
+          <w:b/>
+          <w:bCs/>
+          <w:sz w:val="36"/>
+          <w:szCs w:val="36"/>
+        </w:rPr>
+        <w:t>**premium plan**</w:t>
+      </w:r>
+      <w:r>
+        <w:rPr>
+          <w:sz w:val="36"/>
+          <w:szCs w:val="36"/>
+        </w:rPr>
+        <w:t>, allow all valid courses.</w:t>
+      </w:r>
+    </w:p>
+    <w:p>
+      <w:pPr>
+        <w:rPr>
+          <w:sz w:val="36"/>
+          <w:szCs w:val="36"/>
+        </w:rPr>
+      </w:pPr>
+    </w:p>
+    <w:p>
+      <w:pPr>
+        <w:rPr>
+          <w:sz w:val="36"/>
+          <w:szCs w:val="36"/>
+        </w:rPr>
+      </w:pPr>
+      <w:r>
+        <w:rPr>
+          <w:sz w:val="36"/>
+          <w:szCs w:val="36"/>
+        </w:rPr>
+        <w:t>---</w:t>
+      </w:r>
+    </w:p>
+    <w:p>
+      <w:pPr>
+        <w:rPr>
+          <w:sz w:val="36"/>
+          <w:szCs w:val="36"/>
+        </w:rPr>
+      </w:pPr>
+      <w:r>
+        <w:rPr>
+          <w:b/>
+          <w:bCs/>
+          <w:sz w:val="36"/>
+          <w:szCs w:val="36"/>
+        </w:rPr>
+        <w:t>Task 4: Final Output</w:t>
+      </w:r>
+    </w:p>
+    <w:p>
+      <w:pPr>
+        <w:rPr>
+          <w:sz w:val="36"/>
+          <w:szCs w:val="36"/>
+        </w:rPr>
+      </w:pPr>
+    </w:p>
+    <w:p>
+      <w:pPr>
+        <w:rPr>
+          <w:sz w:val="36"/>
+          <w:szCs w:val="36"/>
+        </w:rPr>
+      </w:pPr>
+      <w:r>
+        <w:rPr>
+          <w:sz w:val="36"/>
+          <w:szCs w:val="36"/>
+        </w:rPr>
+        <w:t>Print:</w:t>
+      </w:r>
+    </w:p>
+    <w:p>
+      <w:pPr>
+        <w:rPr>
+          <w:sz w:val="36"/>
+          <w:szCs w:val="36"/>
+        </w:rPr>
+      </w:pPr>
+    </w:p>
+    <w:p>
+      <w:pPr>
+        <w:rPr>
+          <w:sz w:val="36"/>
+          <w:szCs w:val="36"/>
+        </w:rPr>
+      </w:pPr>
+      <w:r>
+        <w:rPr>
+          <w:sz w:val="36"/>
+          <w:szCs w:val="36"/>
+        </w:rPr>
+        <w:t>1. Final enrolled courses</w:t>
+      </w:r>
+    </w:p>
+    <w:p>
+      <w:pPr>
+        <w:rPr>
+          <w:sz w:val="36"/>
+          <w:szCs w:val="36"/>
+        </w:rPr>
+      </w:pPr>
+      <w:r>
+        <w:rPr>
+          <w:sz w:val="36"/>
+          <w:szCs w:val="36"/>
+        </w:rPr>
+        <w:t>2. Total number of courses</w:t>
+      </w:r>
+    </w:p>
+    <w:p>
+      <w:pPr>
+        <w:rPr>
+          <w:sz w:val="36"/>
+          <w:szCs w:val="36"/>
+        </w:rPr>
+      </w:pPr>
+      <w:r>
+        <w:rPr>
+          <w:sz w:val="36"/>
+          <w:szCs w:val="36"/>
+        </w:rPr>
+        <w:t xml:space="preserve">3. Courses the student was </w:t>
+      </w:r>
+      <w:r>
+        <w:rPr>
+          <w:b/>
+          <w:bCs/>
+          <w:sz w:val="36"/>
+          <w:szCs w:val="36"/>
+        </w:rPr>
+        <w:t>denied access to</w:t>
+      </w:r>
+    </w:p>
+    <w:p>
+      <w:pPr>
+        <w:rPr>
+          <w:sz w:val="36"/>
+          <w:szCs w:val="36"/>
+        </w:rPr>
+      </w:pPr>
+    </w:p>
+    <w:p>
+      <w:pPr>
+        <w:rPr>
+          <w:sz w:val="36"/>
+          <w:szCs w:val="36"/>
+        </w:rPr>
+      </w:pPr>
+      <w:r>
+        <w:rPr>
+          <w:sz w:val="36"/>
+          <w:szCs w:val="36"/>
+        </w:rPr>
+        <w:t>---</w:t>
+      </w:r>
+    </w:p>
+    <w:p>
+      <w:pPr>
+        <w:rPr>
+          <w:sz w:val="36"/>
+          <w:szCs w:val="36"/>
+        </w:rPr>
+      </w:pPr>
+    </w:p>
+    <w:p>
+      <w:pPr>
+        <w:rPr>
+          <w:sz w:val="36"/>
+          <w:szCs w:val="36"/>
+        </w:rPr>
+      </w:pPr>
+      <w:r>
+        <w:rPr>
+          <w:b/>
+          <w:bCs/>
+          <w:sz w:val="36"/>
+          <w:szCs w:val="36"/>
+        </w:rPr>
+        <w:t>Optional Challenge (Bonus Task)</w:t>
+      </w:r>
+    </w:p>
+    <w:p>
+      <w:pPr>
+        <w:rPr>
+          <w:sz w:val="36"/>
+          <w:szCs w:val="36"/>
+        </w:rPr>
+      </w:pPr>
+    </w:p>
+    <w:p>
+      <w:pPr>
+        <w:rPr>
+          <w:sz w:val="36"/>
+          <w:szCs w:val="36"/>
+        </w:rPr>
+      </w:pPr>
+      <w:r>
+        <w:rPr>
+          <w:sz w:val="36"/>
+          <w:szCs w:val="36"/>
+        </w:rPr>
+        <w:t xml:space="preserve">Convert the final enrolled courses into a </w:t>
+      </w:r>
+      <w:r>
+        <w:rPr>
+          <w:b/>
+          <w:bCs/>
+          <w:sz w:val="36"/>
+          <w:szCs w:val="36"/>
+        </w:rPr>
+        <w:t>sorted tuple</w:t>
+      </w:r>
+      <w:r>
+        <w:rPr>
+          <w:sz w:val="36"/>
+          <w:szCs w:val="36"/>
+        </w:rPr>
         <w:t xml:space="preserve"> and print it.</w:t>
       </w:r>
     </w:p>
-    <w:p/>
-    <w:p>
-      <w:r>
+    <w:p>
+      <w:pPr>
+        <w:rPr>
+          <w:sz w:val="36"/>
+          <w:szCs w:val="36"/>
+        </w:rPr>
+      </w:pPr>
+    </w:p>
+    <w:p>
+      <w:pPr>
+        <w:rPr>
+          <w:sz w:val="36"/>
+          <w:szCs w:val="36"/>
+        </w:rPr>
+      </w:pPr>
+      <w:r>
+        <w:rPr>
+          <w:sz w:val="36"/>
+          <w:szCs w:val="36"/>
+        </w:rPr>
         <w:t>---</w:t>
       </w:r>
     </w:p>
-    <w:p/>
-    <w:p/>
+    <w:p>
+      <w:pPr>
+        <w:rPr>
+          <w:sz w:val="36"/>
+          <w:szCs w:val="36"/>
+        </w:rPr>
+      </w:pPr>
+    </w:p>
+    <w:p>
+      <w:pPr>
+        <w:rPr>
+          <w:sz w:val="36"/>
+          <w:szCs w:val="36"/>
+        </w:rPr>
+      </w:pPr>
+    </w:p>
     <w:sectPr>
       <w:pgSz w:w="12240" w:h="15840"/>
-      <w:pgMar w:top="1440" w:right="1440" w:bottom="1440" w:left="1440" w:header="720" w:footer="720" w:gutter="0"/>
+      <w:pgMar w:top="1440" w:right="720" w:bottom="1440" w:left="720" w:header="720" w:footer="720" w:gutter="0"/>
       <w:cols w:space="720"/>
       <w:docGrid w:linePitch="360"/>
     </w:sectPr>
   </w:body>
 </w:document>
+</file>
+
+<file path=word/numbering.xml><?xml version="1.0" encoding="utf-8"?>
+<w:numbering xmlns:wpc="http://schemas.microsoft.com/office/word/2010/wordprocessingCanvas" xmlns:cx="http://schemas.microsoft.com/office/drawing/2014/chartex" xmlns:cx1="http://schemas.microsoft.com/office/drawing/2015/9/8/chartex" xmlns:cx2="http://schemas.microsoft.com/office/drawing/2015/10/21/chartex" xmlns:cx3="http://schemas.microsoft.com/office/drawing/2016/5/9/chartex" xmlns:cx4="http://schemas.microsoft.com/office/drawing/2016/5/10/chartex" xmlns:cx5="http://schemas.microsoft.com/office/drawing/2016/5/11/chartex" xmlns:cx6="http://schemas.microsoft.com/office/drawing/2016/5/12/chartex" xmlns:cx7="http://schemas.microsoft.com/office/drawing/2016/5/13/chartex" xmlns:cx8="http://schemas.microsoft.com/office/drawing/2016/5/14/chartex" xmlns:mc="http://schemas.openxmlformats.org/markup-compatibility/2006" xmlns:aink="http://schemas.microsoft.com/office/drawing/2016/ink" xmlns:am3d="http://schemas.microsoft.com/office/drawing/2017/model3d" xmlns:o="urn:schemas-microsoft-com:office:office" xmlns:oel="http://schemas.microsoft.com/office/2019/extlst" xmlns:r="http://schemas.openxmlformats.org/officeDocument/2006/relationships" xmlns:m="http://schemas.openxmlformats.org/officeDocument/2006/math" xmlns:v="urn:schemas-microsoft-com:vml" xmlns:wp14="http://schemas.microsoft.com/office/word/2010/wordprocessingDrawing" xmlns:wp="http://schemas.openxmlformats.org/drawingml/2006/wordprocessingDrawing" xmlns:w10="urn:schemas-microsoft-com:office:word" xmlns:w="http://schemas.openxmlformats.org/wordprocessingml/2006/main" xmlns:w14="http://schemas.microsoft.com/office/word/2010/wordml" xmlns:w15="http://schemas.microsoft.com/office/word/2012/wordml" xmlns:w16cex="http://schemas.microsoft.com/office/word/2018/wordml/cex" xmlns:w16cid="http://schemas.microsoft.com/office/word/2016/wordml/cid" xmlns:w16="http://schemas.microsoft.com/office/word/2018/wordml" xmlns:w16du="http://schemas.microsoft.com/office/word/2023/wordml/word16du" xmlns:w16sdtdh="http://schemas.microsoft.com/office/word/2020/wordml/sdtdatahash" xmlns:w16sdtfl="http://schemas.microsoft.com/office/word/2024/wordml/sdtformatlock" xmlns:w16se="http://schemas.microsoft.com/office/word/2015/wordml/symex" xmlns:wpg="http://schemas.microsoft.com/office/word/2010/wordprocessingGroup" xmlns:wpi="http://schemas.microsoft.com/office/word/2010/wordprocessingInk" xmlns:wne="http://schemas.microsoft.com/office/word/2006/wordml" xmlns:wps="http://schemas.microsoft.com/office/word/2010/wordprocessingShape" mc:Ignorable="w14 w15 w16se w16cid w16 w16cex w16sdtdh w16sdtfl w16du wp14">
+  <w:abstractNum w:abstractNumId="0" w15:restartNumberingAfterBreak="0">
+    <w:nsid w:val="2380259D"/>
+    <w:multiLevelType w:val="hybridMultilevel"/>
+    <w:tmpl w:val="7DFCA738"/>
+    <w:lvl w:ilvl="0" w:tplc="04090001">
+      <w:start w:val="1"/>
+      <w:numFmt w:val="bullet"/>
+      <w:lvlText w:val=""/>
+      <w:lvlJc w:val="left"/>
+      <w:pPr>
+        <w:ind w:left="720" w:hanging="360"/>
+      </w:pPr>
+      <w:rPr>
+        <w:rFonts w:ascii="Symbol" w:hAnsi="Symbol" w:hint="default"/>
+      </w:rPr>
+    </w:lvl>
+    <w:lvl w:ilvl="1" w:tplc="04090003" w:tentative="1">
+      <w:start w:val="1"/>
+      <w:numFmt w:val="bullet"/>
+      <w:lvlText w:val="o"/>
+      <w:lvlJc w:val="left"/>
+      <w:pPr>
+        <w:ind w:left="1440" w:hanging="360"/>
+      </w:pPr>
+      <w:rPr>
+        <w:rFonts w:ascii="Courier New" w:hAnsi="Courier New" w:cs="Courier New" w:hint="default"/>
+      </w:rPr>
+    </w:lvl>
+    <w:lvl w:ilvl="2" w:tplc="04090005" w:tentative="1">
+      <w:start w:val="1"/>
+      <w:numFmt w:val="bullet"/>
+      <w:lvlText w:val=""/>
+      <w:lvlJc w:val="left"/>
+      <w:pPr>
+        <w:ind w:left="2160" w:hanging="360"/>
+      </w:pPr>
+      <w:rPr>
+        <w:rFonts w:ascii="Wingdings" w:hAnsi="Wingdings" w:hint="default"/>
+      </w:rPr>
+    </w:lvl>
+    <w:lvl w:ilvl="3" w:tplc="04090001" w:tentative="1">
+      <w:start w:val="1"/>
+      <w:numFmt w:val="bullet"/>
+      <w:lvlText w:val=""/>
+      <w:lvlJc w:val="left"/>
+      <w:pPr>
+        <w:ind w:left="2880" w:hanging="360"/>
+      </w:pPr>
+      <w:rPr>
+        <w:rFonts w:ascii="Symbol" w:hAnsi="Symbol" w:hint="default"/>
+      </w:rPr>
+    </w:lvl>
+    <w:lvl w:ilvl="4" w:tplc="04090003" w:tentative="1">
+      <w:start w:val="1"/>
+      <w:numFmt w:val="bullet"/>
+      <w:lvlText w:val="o"/>
+      <w:lvlJc w:val="left"/>
+      <w:pPr>
+        <w:ind w:left="3600" w:hanging="360"/>
+      </w:pPr>
+      <w:rPr>
+        <w:rFonts w:ascii="Courier New" w:hAnsi="Courier New" w:cs="Courier New" w:hint="default"/>
+      </w:rPr>
+    </w:lvl>
+    <w:lvl w:ilvl="5" w:tplc="04090005" w:tentative="1">
+      <w:start w:val="1"/>
+      <w:numFmt w:val="bullet"/>
+      <w:lvlText w:val=""/>
+      <w:lvlJc w:val="left"/>
+      <w:pPr>
+        <w:ind w:left="4320" w:hanging="360"/>
+      </w:pPr>
+      <w:rPr>
+        <w:rFonts w:ascii="Wingdings" w:hAnsi="Wingdings" w:hint="default"/>
+      </w:rPr>
+    </w:lvl>
+    <w:lvl w:ilvl="6" w:tplc="04090001" w:tentative="1">
+      <w:start w:val="1"/>
+      <w:numFmt w:val="bullet"/>
+      <w:lvlText w:val=""/>
+      <w:lvlJc w:val="left"/>
+      <w:pPr>
+        <w:ind w:left="5040" w:hanging="360"/>
+      </w:pPr>
+      <w:rPr>
+        <w:rFonts w:ascii="Symbol" w:hAnsi="Symbol" w:hint="default"/>
+      </w:rPr>
+    </w:lvl>
+    <w:lvl w:ilvl="7" w:tplc="04090003" w:tentative="1">
+      <w:start w:val="1"/>
+      <w:numFmt w:val="bullet"/>
+      <w:lvlText w:val="o"/>
+      <w:lvlJc w:val="left"/>
+      <w:pPr>
+        <w:ind w:left="5760" w:hanging="360"/>
+      </w:pPr>
+      <w:rPr>
+        <w:rFonts w:ascii="Courier New" w:hAnsi="Courier New" w:cs="Courier New" w:hint="default"/>
+      </w:rPr>
+    </w:lvl>
+    <w:lvl w:ilvl="8" w:tplc="04090005" w:tentative="1">
+      <w:start w:val="1"/>
+      <w:numFmt w:val="bullet"/>
+      <w:lvlText w:val=""/>
+      <w:lvlJc w:val="left"/>
+      <w:pPr>
+        <w:ind w:left="6480" w:hanging="360"/>
+      </w:pPr>
+      <w:rPr>
+        <w:rFonts w:ascii="Wingdings" w:hAnsi="Wingdings" w:hint="default"/>
+      </w:rPr>
+    </w:lvl>
+  </w:abstractNum>
+  <w:abstractNum w:abstractNumId="1" w15:restartNumberingAfterBreak="0">
+    <w:nsid w:val="47635D99"/>
+    <w:multiLevelType w:val="hybridMultilevel"/>
+    <w:tmpl w:val="2558F80C"/>
+    <w:lvl w:ilvl="0" w:tplc="04090001">
+      <w:start w:val="1"/>
+      <w:numFmt w:val="bullet"/>
+      <w:lvlText w:val=""/>
+      <w:lvlJc w:val="left"/>
+      <w:pPr>
+        <w:ind w:left="720" w:hanging="360"/>
+      </w:pPr>
+      <w:rPr>
+        <w:rFonts w:ascii="Symbol" w:hAnsi="Symbol" w:hint="default"/>
+      </w:rPr>
+    </w:lvl>
+    <w:lvl w:ilvl="1" w:tplc="04090003" w:tentative="1">
+      <w:start w:val="1"/>
+      <w:numFmt w:val="bullet"/>
+      <w:lvlText w:val="o"/>
+      <w:lvlJc w:val="left"/>
+      <w:pPr>
+        <w:ind w:left="1440" w:hanging="360"/>
+      </w:pPr>
+      <w:rPr>
+        <w:rFonts w:ascii="Courier New" w:hAnsi="Courier New" w:cs="Courier New" w:hint="default"/>
+      </w:rPr>
+    </w:lvl>
+    <w:lvl w:ilvl="2" w:tplc="04090005" w:tentative="1">
+      <w:start w:val="1"/>
+      <w:numFmt w:val="bullet"/>
+      <w:lvlText w:val=""/>
+      <w:lvlJc w:val="left"/>
+      <w:pPr>
+        <w:ind w:left="2160" w:hanging="360"/>
+      </w:pPr>
+      <w:rPr>
+        <w:rFonts w:ascii="Wingdings" w:hAnsi="Wingdings" w:hint="default"/>
+      </w:rPr>
+    </w:lvl>
+    <w:lvl w:ilvl="3" w:tplc="04090001" w:tentative="1">
+      <w:start w:val="1"/>
+      <w:numFmt w:val="bullet"/>
+      <w:lvlText w:val=""/>
+      <w:lvlJc w:val="left"/>
+      <w:pPr>
+        <w:ind w:left="2880" w:hanging="360"/>
+      </w:pPr>
+      <w:rPr>
+        <w:rFonts w:ascii="Symbol" w:hAnsi="Symbol" w:hint="default"/>
+      </w:rPr>
+    </w:lvl>
+    <w:lvl w:ilvl="4" w:tplc="04090003" w:tentative="1">
+      <w:start w:val="1"/>
+      <w:numFmt w:val="bullet"/>
+      <w:lvlText w:val="o"/>
+      <w:lvlJc w:val="left"/>
+      <w:pPr>
+        <w:ind w:left="3600" w:hanging="360"/>
+      </w:pPr>
+      <w:rPr>
+        <w:rFonts w:ascii="Courier New" w:hAnsi="Courier New" w:cs="Courier New" w:hint="default"/>
+      </w:rPr>
+    </w:lvl>
+    <w:lvl w:ilvl="5" w:tplc="04090005" w:tentative="1">
+      <w:start w:val="1"/>
+      <w:numFmt w:val="bullet"/>
+      <w:lvlText w:val=""/>
+      <w:lvlJc w:val="left"/>
+      <w:pPr>
+        <w:ind w:left="4320" w:hanging="360"/>
+      </w:pPr>
+      <w:rPr>
+        <w:rFonts w:ascii="Wingdings" w:hAnsi="Wingdings" w:hint="default"/>
+      </w:rPr>
+    </w:lvl>
+    <w:lvl w:ilvl="6" w:tplc="04090001" w:tentative="1">
+      <w:start w:val="1"/>
+      <w:numFmt w:val="bullet"/>
+      <w:lvlText w:val=""/>
+      <w:lvlJc w:val="left"/>
+      <w:pPr>
+        <w:ind w:left="5040" w:hanging="360"/>
+      </w:pPr>
+      <w:rPr>
+        <w:rFonts w:ascii="Symbol" w:hAnsi="Symbol" w:hint="default"/>
+      </w:rPr>
+    </w:lvl>
+    <w:lvl w:ilvl="7" w:tplc="04090003" w:tentative="1">
+      <w:start w:val="1"/>
+      <w:numFmt w:val="bullet"/>
+      <w:lvlText w:val="o"/>
+      <w:lvlJc w:val="left"/>
+      <w:pPr>
+        <w:ind w:left="5760" w:hanging="360"/>
+      </w:pPr>
+      <w:rPr>
+        <w:rFonts w:ascii="Courier New" w:hAnsi="Courier New" w:cs="Courier New" w:hint="default"/>
+      </w:rPr>
+    </w:lvl>
+    <w:lvl w:ilvl="8" w:tplc="04090005" w:tentative="1">
+      <w:start w:val="1"/>
+      <w:numFmt w:val="bullet"/>
+      <w:lvlText w:val=""/>
+      <w:lvlJc w:val="left"/>
+      <w:pPr>
+        <w:ind w:left="6480" w:hanging="360"/>
+      </w:pPr>
+      <w:rPr>
+        <w:rFonts w:ascii="Wingdings" w:hAnsi="Wingdings" w:hint="default"/>
+      </w:rPr>
+    </w:lvl>
+  </w:abstractNum>
+  <w:abstractNum w:abstractNumId="2" w15:restartNumberingAfterBreak="0">
+    <w:nsid w:val="619C7B0B"/>
+    <w:multiLevelType w:val="hybridMultilevel"/>
+    <w:tmpl w:val="4AE4908E"/>
+    <w:lvl w:ilvl="0" w:tplc="04090001">
+      <w:start w:val="1"/>
+      <w:numFmt w:val="bullet"/>
+      <w:lvlText w:val=""/>
+      <w:lvlJc w:val="left"/>
+      <w:pPr>
+        <w:ind w:left="720" w:hanging="360"/>
+      </w:pPr>
+      <w:rPr>
+        <w:rFonts w:ascii="Symbol" w:hAnsi="Symbol" w:hint="default"/>
+      </w:rPr>
+    </w:lvl>
+    <w:lvl w:ilvl="1" w:tplc="04090003" w:tentative="1">
+      <w:start w:val="1"/>
+      <w:numFmt w:val="bullet"/>
+      <w:lvlText w:val="o"/>
+      <w:lvlJc w:val="left"/>
+      <w:pPr>
+        <w:ind w:left="1440" w:hanging="360"/>
+      </w:pPr>
+      <w:rPr>
+        <w:rFonts w:ascii="Courier New" w:hAnsi="Courier New" w:cs="Courier New" w:hint="default"/>
+      </w:rPr>
+    </w:lvl>
+    <w:lvl w:ilvl="2" w:tplc="04090005" w:tentative="1">
+      <w:start w:val="1"/>
+      <w:numFmt w:val="bullet"/>
+      <w:lvlText w:val=""/>
+      <w:lvlJc w:val="left"/>
+      <w:pPr>
+        <w:ind w:left="2160" w:hanging="360"/>
+      </w:pPr>
+      <w:rPr>
+        <w:rFonts w:ascii="Wingdings" w:hAnsi="Wingdings" w:hint="default"/>
+      </w:rPr>
+    </w:lvl>
+    <w:lvl w:ilvl="3" w:tplc="04090001" w:tentative="1">
+      <w:start w:val="1"/>
+      <w:numFmt w:val="bullet"/>
+      <w:lvlText w:val=""/>
+      <w:lvlJc w:val="left"/>
+      <w:pPr>
+        <w:ind w:left="2880" w:hanging="360"/>
+      </w:pPr>
+      <w:rPr>
+        <w:rFonts w:ascii="Symbol" w:hAnsi="Symbol" w:hint="default"/>
+      </w:rPr>
+    </w:lvl>
+    <w:lvl w:ilvl="4" w:tplc="04090003" w:tentative="1">
+      <w:start w:val="1"/>
+      <w:numFmt w:val="bullet"/>
+      <w:lvlText w:val="o"/>
+      <w:lvlJc w:val="left"/>
+      <w:pPr>
+        <w:ind w:left="3600" w:hanging="360"/>
+      </w:pPr>
+      <w:rPr>
+        <w:rFonts w:ascii="Courier New" w:hAnsi="Courier New" w:cs="Courier New" w:hint="default"/>
+      </w:rPr>
+    </w:lvl>
+    <w:lvl w:ilvl="5" w:tplc="04090005" w:tentative="1">
+      <w:start w:val="1"/>
+      <w:numFmt w:val="bullet"/>
+      <w:lvlText w:val=""/>
+      <w:lvlJc w:val="left"/>
+      <w:pPr>
+        <w:ind w:left="4320" w:hanging="360"/>
+      </w:pPr>
+      <w:rPr>
+        <w:rFonts w:ascii="Wingdings" w:hAnsi="Wingdings" w:hint="default"/>
+      </w:rPr>
+    </w:lvl>
+    <w:lvl w:ilvl="6" w:tplc="04090001" w:tentative="1">
+      <w:start w:val="1"/>
+      <w:numFmt w:val="bullet"/>
+      <w:lvlText w:val=""/>
+      <w:lvlJc w:val="left"/>
+      <w:pPr>
+        <w:ind w:left="5040" w:hanging="360"/>
+      </w:pPr>
+      <w:rPr>
+        <w:rFonts w:ascii="Symbol" w:hAnsi="Symbol" w:hint="default"/>
+      </w:rPr>
+    </w:lvl>
+    <w:lvl w:ilvl="7" w:tplc="04090003" w:tentative="1">
+      <w:start w:val="1"/>
+      <w:numFmt w:val="bullet"/>
+      <w:lvlText w:val="o"/>
+      <w:lvlJc w:val="left"/>
+      <w:pPr>
+        <w:ind w:left="5760" w:hanging="360"/>
+      </w:pPr>
+      <w:rPr>
+        <w:rFonts w:ascii="Courier New" w:hAnsi="Courier New" w:cs="Courier New" w:hint="default"/>
+      </w:rPr>
+    </w:lvl>
+    <w:lvl w:ilvl="8" w:tplc="04090005" w:tentative="1">
+      <w:start w:val="1"/>
+      <w:numFmt w:val="bullet"/>
+      <w:lvlText w:val=""/>
+      <w:lvlJc w:val="left"/>
+      <w:pPr>
+        <w:ind w:left="6480" w:hanging="360"/>
+      </w:pPr>
+      <w:rPr>
+        <w:rFonts w:ascii="Wingdings" w:hAnsi="Wingdings" w:hint="default"/>
+      </w:rPr>
+    </w:lvl>
+  </w:abstractNum>
+  <w:abstractNum w:abstractNumId="3" w15:restartNumberingAfterBreak="0">
+    <w:nsid w:val="63ED4DC9"/>
+    <w:multiLevelType w:val="hybridMultilevel"/>
+    <w:tmpl w:val="A3543DEE"/>
+    <w:lvl w:ilvl="0" w:tplc="04090001">
+      <w:start w:val="1"/>
+      <w:numFmt w:val="bullet"/>
+      <w:lvlText w:val=""/>
+      <w:lvlJc w:val="left"/>
+      <w:pPr>
+        <w:ind w:left="720" w:hanging="360"/>
+      </w:pPr>
+      <w:rPr>
+        <w:rFonts w:ascii="Symbol" w:hAnsi="Symbol" w:hint="default"/>
+      </w:rPr>
+    </w:lvl>
+    <w:lvl w:ilvl="1" w:tplc="04090003" w:tentative="1">
+      <w:start w:val="1"/>
+      <w:numFmt w:val="bullet"/>
+      <w:lvlText w:val="o"/>
+      <w:lvlJc w:val="left"/>
+      <w:pPr>
+        <w:ind w:left="1440" w:hanging="360"/>
+      </w:pPr>
+      <w:rPr>
+        <w:rFonts w:ascii="Courier New" w:hAnsi="Courier New" w:cs="Courier New" w:hint="default"/>
+      </w:rPr>
+    </w:lvl>
+    <w:lvl w:ilvl="2" w:tplc="04090005" w:tentative="1">
+      <w:start w:val="1"/>
+      <w:numFmt w:val="bullet"/>
+      <w:lvlText w:val=""/>
+      <w:lvlJc w:val="left"/>
+      <w:pPr>
+        <w:ind w:left="2160" w:hanging="360"/>
+      </w:pPr>
+      <w:rPr>
+        <w:rFonts w:ascii="Wingdings" w:hAnsi="Wingdings" w:hint="default"/>
+      </w:rPr>
+    </w:lvl>
+    <w:lvl w:ilvl="3" w:tplc="04090001" w:tentative="1">
+      <w:start w:val="1"/>
+      <w:numFmt w:val="bullet"/>
+      <w:lvlText w:val=""/>
+      <w:lvlJc w:val="left"/>
+      <w:pPr>
+        <w:ind w:left="2880" w:hanging="360"/>
+      </w:pPr>
+      <w:rPr>
+        <w:rFonts w:ascii="Symbol" w:hAnsi="Symbol" w:hint="default"/>
+      </w:rPr>
+    </w:lvl>
+    <w:lvl w:ilvl="4" w:tplc="04090003" w:tentative="1">
+      <w:start w:val="1"/>
+      <w:numFmt w:val="bullet"/>
+      <w:lvlText w:val="o"/>
+      <w:lvlJc w:val="left"/>
+      <w:pPr>
+        <w:ind w:left="3600" w:hanging="360"/>
+      </w:pPr>
+      <w:rPr>
+        <w:rFonts w:ascii="Courier New" w:hAnsi="Courier New" w:cs="Courier New" w:hint="default"/>
+      </w:rPr>
+    </w:lvl>
+    <w:lvl w:ilvl="5" w:tplc="04090005" w:tentative="1">
+      <w:start w:val="1"/>
+      <w:numFmt w:val="bullet"/>
+      <w:lvlText w:val=""/>
+      <w:lvlJc w:val="left"/>
+      <w:pPr>
+        <w:ind w:left="4320" w:hanging="360"/>
+      </w:pPr>
+      <w:rPr>
+        <w:rFonts w:ascii="Wingdings" w:hAnsi="Wingdings" w:hint="default"/>
+      </w:rPr>
+    </w:lvl>
+    <w:lvl w:ilvl="6" w:tplc="04090001" w:tentative="1">
+      <w:start w:val="1"/>
+      <w:numFmt w:val="bullet"/>
+      <w:lvlText w:val=""/>
+      <w:lvlJc w:val="left"/>
+      <w:pPr>
+        <w:ind w:left="5040" w:hanging="360"/>
+      </w:pPr>
+      <w:rPr>
+        <w:rFonts w:ascii="Symbol" w:hAnsi="Symbol" w:hint="default"/>
+      </w:rPr>
+    </w:lvl>
+    <w:lvl w:ilvl="7" w:tplc="04090003" w:tentative="1">
+      <w:start w:val="1"/>
+      <w:numFmt w:val="bullet"/>
+      <w:lvlText w:val="o"/>
+      <w:lvlJc w:val="left"/>
+      <w:pPr>
+        <w:ind w:left="5760" w:hanging="360"/>
+      </w:pPr>
+      <w:rPr>
+        <w:rFonts w:ascii="Courier New" w:hAnsi="Courier New" w:cs="Courier New" w:hint="default"/>
+      </w:rPr>
+    </w:lvl>
+    <w:lvl w:ilvl="8" w:tplc="04090005" w:tentative="1">
+      <w:start w:val="1"/>
+      <w:numFmt w:val="bullet"/>
+      <w:lvlText w:val=""/>
+      <w:lvlJc w:val="left"/>
+      <w:pPr>
+        <w:ind w:left="6480" w:hanging="360"/>
+      </w:pPr>
+      <w:rPr>
+        <w:rFonts w:ascii="Wingdings" w:hAnsi="Wingdings" w:hint="default"/>
+      </w:rPr>
+    </w:lvl>
+  </w:abstractNum>
+  <w:num w:numId="1" w16cid:durableId="1415277872">
+    <w:abstractNumId w:val="0"/>
+  </w:num>
+  <w:num w:numId="2" w16cid:durableId="769200136">
+    <w:abstractNumId w:val="1"/>
+  </w:num>
+  <w:num w:numId="3" w16cid:durableId="1837526732">
+    <w:abstractNumId w:val="2"/>
+  </w:num>
+  <w:num w:numId="4" w16cid:durableId="2058428680">
+    <w:abstractNumId w:val="3"/>
+  </w:num>
+</w:numbering>
 </file>
 
 <file path=word/styles.xml><?xml version="1.0" encoding="utf-8"?>
@@ -1134,6 +2526,7 @@
   <w:style w:type="character" w:default="1" w:styleId="DefaultParagraphFont">
     <w:name w:val="Default Paragraph Font"/>
     <w:uiPriority w:val="1"/>
+    <w:semiHidden/>
     <w:unhideWhenUsed/>
   </w:style>
   <w:style w:type="table" w:default="1" w:styleId="TableNormal">
